--- a/docs/legal/poruchenie-na-obrabotku-personalnyh-dannyh.docx
+++ b/docs/legal/poruchenie-na-obrabotku-personalnyh-dannyh.docx
@@ -166,7 +166,7 @@
           <w:sz w:val="22"/>
           <w:szCs w:val="22"/>
         </w:rPr>
-        <w:t xml:space="preserve">1.1. Сервис — программно-аппаратный комплекс [наименование сервиса], доступный по адресу [https://адрес-сайта], права использования которого предоставляются Оператору по Договору.</w:t>
+        <w:t xml:space="preserve">1.1. Сервис — программно-аппаратный комплекс «GdeSite», доступный по адресу https://gdesite.ru, права использования которого предоставляются Оператору по Договору.</w:t>
       </w:r>
     </w:p>
     <w:p>
@@ -222,7 +222,7 @@
           <w:sz w:val="22"/>
           <w:szCs w:val="22"/>
         </w:rPr>
-        <w:t xml:space="preserve">1.5. Обработка персональных данных Пользователя Сервиса как субъекта персональных данных (учётные и платёжные данные самого Оператора и его представителей) осуществляется Обработчиком в качестве самостоятельного оператора и регулируется Политикой в отношении обработки персональных данных, опубликованной по адресу [URL], а не настоящим Поручением.</w:t>
+        <w:t xml:space="preserve">1.5. Обработка персональных данных Пользователя Сервиса как субъекта персональных данных (учётные и платёжные данные самого Оператора и его представителей) осуществляется Обработчиком в качестве самостоятельного оператора и регулируется Политикой в отношении обработки персональных данных, опубликованной по адресу https://gdesite.ru/privacy, а не настоящим Поручением.</w:t>
       </w:r>
     </w:p>
     <w:p>
@@ -1085,7 +1085,7 @@
           <w:sz w:val="22"/>
           <w:szCs w:val="22"/>
         </w:rPr>
-        <w:t xml:space="preserve">8.4. Указания Оператора об уточнении, блокировании, удалении и уничтожении персональных данных даются посредством функциональных возможностей Сервиса либо направляются Обработчику в письменной форме (в том числе на адрес электронной почты [support@домен]).</w:t>
+        <w:t xml:space="preserve">8.4. Указания Оператора об уточнении, блокировании, удалении и уничтожении персональных данных даются посредством функциональных возможностей Сервиса либо направляются Обработчику в письменной форме (в том числе на адрес электронной почты [указать действующий адрес, например support@gdesite.ru]).</w:t>
       </w:r>
     </w:p>
     <w:p>

--- a/docs/legal/poruchenie-na-obrabotku-personalnyh-dannyh.docx
+++ b/docs/legal/poruchenie-na-obrabotku-personalnyh-dannyh.docx
@@ -135,7 +135,7 @@
           <w:sz w:val="22"/>
           <w:szCs w:val="22"/>
         </w:rPr>
-        <w:t xml:space="preserve">[ПОЛНОЕ НАИМЕНОВАНИЕ ОРГАНИЗАЦИИ / Ф.И.О. ИП], ИНН [_____________], ОГРН/ОГРНИП [_____________], адрес: [адрес], именуемым в дальнейшем «Обработчик», с другой стороны, совместно именуемыми «Стороны».</w:t>
+        <w:t xml:space="preserve">Акционерным обществом «ГдеРабота.ру», ИНН 1200013746, ОГРН [_____________], адрес: 424000, Республика Марий Эл, г. Йошкар-Ола, Ленинский проспект, д. 26а, именуемым в дальнейшем «Обработчик», с другой стороны, совместно именуемыми «Стороны».</w:t>
       </w:r>
     </w:p>
     <w:p>
@@ -222,7 +222,7 @@
           <w:sz w:val="22"/>
           <w:szCs w:val="22"/>
         </w:rPr>
-        <w:t xml:space="preserve">1.5. Обработка персональных данных Пользователя Сервиса как субъекта персональных данных (учётные и платёжные данные самого Оператора и его представителей) осуществляется Обработчиком в качестве самостоятельного оператора и регулируется Политикой в отношении обработки персональных данных, опубликованной по адресу https://gdesite.ru/privacy, а не настоящим Поручением.</w:t>
+        <w:t xml:space="preserve">1.5. Обработка персональных данных Пользователя Сервиса как субъекта персональных данных (учётные и платёжные данные самого Оператора и его представителей) осуществляется Обработчиком в качестве самостоятельного оператора и регулируется Политикой в отношении обработки персональных данных, опубликованной по адресу https://gdesite.ru/politika-konfidencialnosti, а не настоящим Поручением.</w:t>
       </w:r>
     </w:p>
     <w:p>
@@ -1085,7 +1085,7 @@
           <w:sz w:val="22"/>
           <w:szCs w:val="22"/>
         </w:rPr>
-        <w:t xml:space="preserve">8.4. Указания Оператора об уточнении, блокировании, удалении и уничтожении персональных данных даются посредством функциональных возможностей Сервиса либо направляются Обработчику в письменной форме (в том числе на адрес электронной почты [указать действующий адрес, например support@gdesite.ru]).</w:t>
+        <w:t xml:space="preserve">8.4. Указания Оператора об уточнении, блокировании, удалении и уничтожении персональных данных даются посредством функциональных возможностей Сервиса либо направляются Обработчику в письменной форме (в том числе на адрес электронной почты dom@gdesite.ru).</w:t>
       </w:r>
     </w:p>
     <w:p>

--- a/docs/legal/poruchenie-na-obrabotku-personalnyh-dannyh.docx
+++ b/docs/legal/poruchenie-na-obrabotku-personalnyh-dannyh.docx
@@ -135,7 +135,7 @@
           <w:sz w:val="22"/>
           <w:szCs w:val="22"/>
         </w:rPr>
-        <w:t xml:space="preserve">Акционерным обществом «ГдеРабота.ру», ИНН 1200013746, ОГРН [_____________], адрес: 424000, Республика Марий Эл, г. Йошкар-Ола, Ленинский проспект, д. 26а, именуемым в дальнейшем «Обработчик», с другой стороны, совместно именуемыми «Стороны».</w:t>
+        <w:t xml:space="preserve">Обществом с ограниченной ответственностью «Генпорт», ИНН [_____________], ОГРН [_____________], адрес: [юридический адрес], в лице генерального директора Голубева Фёдора Витальевича, действующего на основании Устава, именуемым в дальнейшем «Обработчик», с другой стороны, совместно именуемыми «Стороны».</w:t>
       </w:r>
     </w:p>
     <w:p>

--- a/docs/legal/poruchenie-na-obrabotku-personalnyh-dannyh.docx
+++ b/docs/legal/poruchenie-na-obrabotku-personalnyh-dannyh.docx
@@ -939,7 +939,7 @@
           <w:sz w:val="22"/>
           <w:szCs w:val="22"/>
         </w:rPr>
-        <w:t xml:space="preserve">6.1. Оператор даёт согласие на привлечение Обработчиком для обработки персональных данных (в части хранения и обеспечения инфраструктуры) следующих лиц (субобработчиков): [наименование хостинг-провайдера / оператора ЦОД, ИНН, адрес размещения ЦОД — на территории РФ].</w:t>
+        <w:t xml:space="preserve">6.1. Оператор даёт согласие на привлечение Обработчиком для обработки персональных данных (в части хранения и обеспечения инфраструктуры) следующих лиц (субобработчиков): ООО «Яндекс.Облако» (облачная платформа Yandex Cloud, ИНН 7704458262) — размещение инфраструктуры Сервиса в центрах обработки данных на территории Российской Федерации.</w:t>
       </w:r>
     </w:p>
     <w:p>

--- a/docs/legal/poruchenie-na-obrabotku-personalnyh-dannyh.docx
+++ b/docs/legal/poruchenie-na-obrabotku-personalnyh-dannyh.docx
@@ -939,7 +939,7 @@
           <w:sz w:val="22"/>
           <w:szCs w:val="22"/>
         </w:rPr>
-        <w:t xml:space="preserve">6.1. Оператор даёт согласие на привлечение Обработчиком для обработки персональных данных (в части хранения и обеспечения инфраструктуры) следующих лиц (субобработчиков): ООО «Яндекс.Облако» (облачная платформа Yandex Cloud, ИНН 7704458262) — размещение инфраструктуры Сервиса в центрах обработки данных на территории Российской Федерации.</w:t>
+        <w:t xml:space="preserve">6.1. Оператор даёт согласие на привлечение Обработчиком для обработки персональных данных (в части хранения и обеспечения инфраструктуры) следующих лиц (субобработчиков): ООО «Яндекс.Облако» (облачная платформа Yandex Cloud, ИНН 7704458262, ОГРН 1187746678580) — размещение инфраструктуры Сервиса в центрах обработки данных на территории Российской Федерации.</w:t>
       </w:r>
     </w:p>
     <w:p>

--- a/docs/legal/poruchenie-na-obrabotku-personalnyh-dannyh.docx
+++ b/docs/legal/poruchenie-na-obrabotku-personalnyh-dannyh.docx
@@ -135,7 +135,7 @@
           <w:sz w:val="22"/>
           <w:szCs w:val="22"/>
         </w:rPr>
-        <w:t xml:space="preserve">Обществом с ограниченной ответственностью «Генпорт», ИНН [_____________], ОГРН [_____________], адрес: [юридический адрес], в лице генерального директора Голубева Фёдора Витальевича, действующего на основании Устава, именуемым в дальнейшем «Обработчик», с другой стороны, совместно именуемыми «Стороны».</w:t>
+        <w:t xml:space="preserve">Обществом с ограниченной ответственностью «Генпорт», ИНН [_____________], ОГРН [_____________], адрес: 424003, Республика Марий Эл, г. Йошкар-Ола, ул. Машиностроителей, д. 26, в лице генерального директора Голубева Фёдора Витальевича, действующего на основании Устава, именуемым в дальнейшем «Обработчик», с другой стороны, совместно именуемыми «Стороны».</w:t>
       </w:r>
     </w:p>
     <w:p>

--- a/docs/legal/poruchenie-na-obrabotku-personalnyh-dannyh.docx
+++ b/docs/legal/poruchenie-na-obrabotku-personalnyh-dannyh.docx
@@ -135,7 +135,7 @@
           <w:sz w:val="22"/>
           <w:szCs w:val="22"/>
         </w:rPr>
-        <w:t xml:space="preserve">Обществом с ограниченной ответственностью «Генпорт», ИНН [_____________], ОГРН [_____________], адрес: 424003, Республика Марий Эл, г. Йошкар-Ола, ул. Машиностроителей, д. 26, в лице генерального директора Голубева Фёдора Витальевича, действующего на основании Устава, именуемым в дальнейшем «Обработчик», с другой стороны, совместно именуемыми «Стороны».</w:t>
+        <w:t xml:space="preserve">Обществом с ограниченной ответственностью «Генпорт», ИНН 1200023416, ОГРН 1261200002238, адрес: 424003, Республика Марий Эл, г. Йошкар-Ола, ул. Машиностроителей, д. 26, в лице генерального директора Голубева Фёдора Витальевича, действующего на основании Устава, именуемым в дальнейшем «Обработчик», с другой стороны, совместно именуемыми «Стороны».</w:t>
       </w:r>
     </w:p>
     <w:p>

--- a/docs/legal/poruchenie-na-obrabotku-personalnyh-dannyh.docx
+++ b/docs/legal/poruchenie-na-obrabotku-personalnyh-dannyh.docx
@@ -939,7 +939,7 @@
           <w:sz w:val="22"/>
           <w:szCs w:val="22"/>
         </w:rPr>
-        <w:t xml:space="preserve">6.1. Оператор даёт согласие на привлечение Обработчиком для обработки персональных данных (в части хранения и обеспечения инфраструктуры) следующих лиц (субобработчиков): ООО «Яндекс.Облако» (облачная платформа Yandex Cloud, ИНН 7704458262, ОГРН 1187746678580) — размещение инфраструктуры Сервиса в центрах обработки данных на территории Российской Федерации.</w:t>
+        <w:t xml:space="preserve">6.1. Оператор даёт согласие на привлечение Обработчиком для обработки персональных данных (в части хранения и обеспечения инфраструктуры) следующих лиц (субобработчиков): ООО «Яндекс.Облако» (облачная платформа Yandex Cloud, ИНН 7704458262, ОГРН 1187746678580) — размещение инфраструктуры Сервиса в центрах обработки данных на территории Российской Федерации и обработка запросов на генерацию и правку сайтов средствами моделей Yandex Cloud AI Studio.</w:t>
       </w:r>
     </w:p>
     <w:p>

--- a/docs/legal/poruchenie-na-obrabotku-personalnyh-dannyh.docx
+++ b/docs/legal/poruchenie-na-obrabotku-personalnyh-dannyh.docx
@@ -14,7 +14,7 @@
           <w:sz w:val="22"/>
           <w:szCs w:val="22"/>
         </w:rPr>
-        <w:t xml:space="preserve">Приложение № ____</w:t>
+        <w:t xml:space="preserve">Приложение № 1</w:t>
       </w:r>
     </w:p>
     <w:p>
@@ -29,7 +29,7 @@
           <w:sz w:val="22"/>
           <w:szCs w:val="22"/>
         </w:rPr>
-        <w:t xml:space="preserve">к [Пользовательскому соглашению /</w:t>
+        <w:t xml:space="preserve">к Пользовательскому соглашению GdeSite.ru,</w:t>
       </w:r>
     </w:p>
     <w:p>
@@ -44,7 +44,7 @@
           <w:sz w:val="22"/>
           <w:szCs w:val="22"/>
         </w:rPr>
-        <w:t xml:space="preserve">Лицензионному договору / Договору</w:t>
+        <w:t xml:space="preserve">размещённому по адресу</w:t>
       </w:r>
     </w:p>
     <w:p>
@@ -59,7 +59,7 @@
           <w:sz w:val="22"/>
           <w:szCs w:val="22"/>
         </w:rPr>
-        <w:t xml:space="preserve">оказания услуг] от «____» __________ 20___ г. № ____</w:t>
+        <w:t xml:space="preserve">https://gdesite.ru/polzovatelskoe-soglashenie</w:t>
       </w:r>
     </w:p>
     <w:p>
@@ -107,21 +107,21 @@
           <w:sz w:val="22"/>
           <w:szCs w:val="22"/>
         </w:rPr>
-        <w:t xml:space="preserve">Настоящее Поручение на обработку персональных данных (далее — Поручение) заключено в соответствии с частью 3 статьи 6 Федерального закона от 27.07.2006 № 152-ФЗ «О персональных данных» (далее — Закон о персональных данных) и является неотъемлемой частью [Пользовательского соглашения / Лицензионного договора / Договора оказания услуг] (далее — Договор) между:</w:t>
-      </w:r>
-    </w:p>
-    <w:p>
-      <w:pPr>
-        <w:spacing w:after="80" w:line="276" w:lineRule="auto"/>
-        <w:jc w:val="both"/>
-      </w:pPr>
-      <w:r>
-        <w:rPr>
-          <w:rFonts w:ascii="Times New Roman" w:cs="Times New Roman" w:eastAsia="Times New Roman" w:hAnsi="Times New Roman"/>
-          <w:sz w:val="22"/>
-          <w:szCs w:val="22"/>
-        </w:rPr>
-        <w:t xml:space="preserve">[наименование Пользователя / Заказчика — заполняется при двустороннем подписании; при акцепте оферты — Пользователь, акцептовавший Договор], именуемым в дальнейшем «Оператор», с одной стороны, и</w:t>
+        <w:t xml:space="preserve">Настоящее Поручение на обработку персональных данных (далее — Поручение) заключено в соответствии с частью 3 статьи 6 Федерального закона от 27.07.2006 № 152-ФЗ «О персональных данных» (далее — Закон о персональных данных) и является неотъемлемой частью Пользовательского соглашения GdeSite.ru, размещённого по адресу https://gdesite.ru/polzovatelskoe-soglashenie (далее — Договор), между:</w:t>
+      </w:r>
+    </w:p>
+    <w:p>
+      <w:pPr>
+        <w:spacing w:after="80" w:line="276" w:lineRule="auto"/>
+        <w:jc w:val="both"/>
+      </w:pPr>
+      <w:r>
+        <w:rPr>
+          <w:rFonts w:ascii="Times New Roman" w:cs="Times New Roman" w:eastAsia="Times New Roman" w:hAnsi="Times New Roman"/>
+          <w:sz w:val="22"/>
+          <w:szCs w:val="22"/>
+        </w:rPr>
+        <w:t xml:space="preserve">Пользователем — лицом, акцептовавшим Договор (при двустороннем подписании Поручения — с указанием наименования и реквизитов в разделе 11), именуемым в дальнейшем «Оператор», с одной стороны, и</w:t>
       </w:r>
     </w:p>
     <w:p>
@@ -953,7 +953,7 @@
           <w:sz w:val="22"/>
           <w:szCs w:val="22"/>
         </w:rPr>
-        <w:t xml:space="preserve">6.2. Обработчик вправе привлекать иных субобработчиков при условии уведомления Оператора [путём публикации актуального перечня по адресу [URL] / направления уведомления на адрес электронной почты Оператора] не позднее чем за 10 рабочих дней до начала обработки новым субобработчиком. При несогласии Оператор вправе отказаться от Договора в одностороннем порядке.</w:t>
+        <w:t xml:space="preserve">6.2. Обработчик вправе привлекать иных субобработчиков при условии уведомления Оператора путём публикации актуального перечня в пункте 7.2 Политики в отношении обработки персональных данных (https://gdesite.ru/politika-konfidencialnosti) и направления уведомления на адрес электронной почты Оператора не позднее чем за 10 рабочих дней до начала обработки новым субобработчиком. При несогласии Оператор вправе отказаться от Договора в одностороннем порядке.</w:t>
       </w:r>
     </w:p>
     <w:p>
@@ -1116,7 +1116,7 @@
           <w:sz w:val="22"/>
           <w:szCs w:val="22"/>
         </w:rPr>
-        <w:t xml:space="preserve">9.1. Поручение вступает в силу одновременно с Договором [с момента акцепта Договора / подписания Сторонами] и действует в течение всего срока действия Договора.</w:t>
+        <w:t xml:space="preserve">9.1. Поручение вступает в силу одновременно с Договором — с момента акцепта Договора Оператором (при двустороннем подписании — с момента подписания Сторонами) — и действует в течение всего срока действия Договора.</w:t>
       </w:r>
     </w:p>
     <w:p>
@@ -1262,7 +1262,7 @@
           <w:sz w:val="22"/>
           <w:szCs w:val="22"/>
         </w:rPr>
-        <w:t xml:space="preserve">11.2. Изменения в Поручение вносятся в порядке, установленном Договором [для оферты — путём публикации новой редакции по адресу [URL] с уведомлением Оператора не менее чем за 10 календарных дней до вступления изменений в силу].</w:t>
+        <w:t xml:space="preserve">11.2. Изменения в Поручение вносятся в порядке, установленном Договором: путём публикации новой редакции по адресу https://gdesite.ru/poruchenie-na-obrabotku-personalnyh-dannyh с уведомлением Оператора по электронной почте не менее чем за 10 календарных дней до вступления изменений в силу.</w:t>
       </w:r>
     </w:p>
     <w:p>
@@ -1336,71 +1336,71 @@
                 <w:sz w:val="20"/>
                 <w:szCs w:val="20"/>
               </w:rPr>
-              <w:t xml:space="preserve">[наименование / Ф.И.О.]</w:t>
-            </w:r>
-          </w:p>
-          <w:p>
-            <w:pPr>
-              <w:spacing w:after="40"/>
-              <w:jc w:val="left"/>
-            </w:pPr>
-            <w:r>
-              <w:rPr>
-                <w:rFonts w:ascii="Times New Roman" w:cs="Times New Roman" w:eastAsia="Times New Roman" w:hAnsi="Times New Roman"/>
-                <w:b w:val="false"/>
-                <w:bCs w:val="false"/>
-                <w:sz w:val="20"/>
-                <w:szCs w:val="20"/>
-              </w:rPr>
-              <w:t xml:space="preserve">ИНН [___________]</w:t>
-            </w:r>
-          </w:p>
-          <w:p>
-            <w:pPr>
-              <w:spacing w:after="40"/>
-              <w:jc w:val="left"/>
-            </w:pPr>
-            <w:r>
-              <w:rPr>
-                <w:rFonts w:ascii="Times New Roman" w:cs="Times New Roman" w:eastAsia="Times New Roman" w:hAnsi="Times New Roman"/>
-                <w:b w:val="false"/>
-                <w:bCs w:val="false"/>
-                <w:sz w:val="20"/>
-                <w:szCs w:val="20"/>
-              </w:rPr>
-              <w:t xml:space="preserve">ОГРН/ОГРНИП [___________]</w:t>
-            </w:r>
-          </w:p>
-          <w:p>
-            <w:pPr>
-              <w:spacing w:after="40"/>
-              <w:jc w:val="left"/>
-            </w:pPr>
-            <w:r>
-              <w:rPr>
-                <w:rFonts w:ascii="Times New Roman" w:cs="Times New Roman" w:eastAsia="Times New Roman" w:hAnsi="Times New Roman"/>
-                <w:b w:val="false"/>
-                <w:bCs w:val="false"/>
-                <w:sz w:val="20"/>
-                <w:szCs w:val="20"/>
-              </w:rPr>
-              <w:t xml:space="preserve">Адрес: [___________]</w:t>
-            </w:r>
-          </w:p>
-          <w:p>
-            <w:pPr>
-              <w:spacing w:after="40"/>
-              <w:jc w:val="left"/>
-            </w:pPr>
-            <w:r>
-              <w:rPr>
-                <w:rFonts w:ascii="Times New Roman" w:cs="Times New Roman" w:eastAsia="Times New Roman" w:hAnsi="Times New Roman"/>
-                <w:b w:val="false"/>
-                <w:bCs w:val="false"/>
-                <w:sz w:val="20"/>
-                <w:szCs w:val="20"/>
-              </w:rPr>
-              <w:t xml:space="preserve">E-mail: [___________]</w:t>
+              <w:t xml:space="preserve">______________________________</w:t>
+            </w:r>
+          </w:p>
+          <w:p>
+            <w:pPr>
+              <w:spacing w:after="40"/>
+              <w:jc w:val="left"/>
+            </w:pPr>
+            <w:r>
+              <w:rPr>
+                <w:rFonts w:ascii="Times New Roman" w:cs="Times New Roman" w:eastAsia="Times New Roman" w:hAnsi="Times New Roman"/>
+                <w:b w:val="false"/>
+                <w:bCs w:val="false"/>
+                <w:sz w:val="20"/>
+                <w:szCs w:val="20"/>
+              </w:rPr>
+              <w:t xml:space="preserve">ИНН ______________________</w:t>
+            </w:r>
+          </w:p>
+          <w:p>
+            <w:pPr>
+              <w:spacing w:after="40"/>
+              <w:jc w:val="left"/>
+            </w:pPr>
+            <w:r>
+              <w:rPr>
+                <w:rFonts w:ascii="Times New Roman" w:cs="Times New Roman" w:eastAsia="Times New Roman" w:hAnsi="Times New Roman"/>
+                <w:b w:val="false"/>
+                <w:bCs w:val="false"/>
+                <w:sz w:val="20"/>
+                <w:szCs w:val="20"/>
+              </w:rPr>
+              <w:t xml:space="preserve">ОГРН/ОГРНИП ______________</w:t>
+            </w:r>
+          </w:p>
+          <w:p>
+            <w:pPr>
+              <w:spacing w:after="40"/>
+              <w:jc w:val="left"/>
+            </w:pPr>
+            <w:r>
+              <w:rPr>
+                <w:rFonts w:ascii="Times New Roman" w:cs="Times New Roman" w:eastAsia="Times New Roman" w:hAnsi="Times New Roman"/>
+                <w:b w:val="false"/>
+                <w:bCs w:val="false"/>
+                <w:sz w:val="20"/>
+                <w:szCs w:val="20"/>
+              </w:rPr>
+              <w:t xml:space="preserve">Адрес: ___________________</w:t>
+            </w:r>
+          </w:p>
+          <w:p>
+            <w:pPr>
+              <w:spacing w:after="40"/>
+              <w:jc w:val="left"/>
+            </w:pPr>
+            <w:r>
+              <w:rPr>
+                <w:rFonts w:ascii="Times New Roman" w:cs="Times New Roman" w:eastAsia="Times New Roman" w:hAnsi="Times New Roman"/>
+                <w:b w:val="false"/>
+                <w:bCs w:val="false"/>
+                <w:sz w:val="20"/>
+                <w:szCs w:val="20"/>
+              </w:rPr>
+              <w:t xml:space="preserve">E-mail: __________________</w:t>
             </w:r>
           </w:p>
           <w:p>
@@ -1492,71 +1492,71 @@
                 <w:sz w:val="20"/>
                 <w:szCs w:val="20"/>
               </w:rPr>
-              <w:t xml:space="preserve">[наименование / Ф.И.О.]</w:t>
-            </w:r>
-          </w:p>
-          <w:p>
-            <w:pPr>
-              <w:spacing w:after="40"/>
-              <w:jc w:val="left"/>
-            </w:pPr>
-            <w:r>
-              <w:rPr>
-                <w:rFonts w:ascii="Times New Roman" w:cs="Times New Roman" w:eastAsia="Times New Roman" w:hAnsi="Times New Roman"/>
-                <w:b w:val="false"/>
-                <w:bCs w:val="false"/>
-                <w:sz w:val="20"/>
-                <w:szCs w:val="20"/>
-              </w:rPr>
-              <w:t xml:space="preserve">ИНН [___________]</w:t>
-            </w:r>
-          </w:p>
-          <w:p>
-            <w:pPr>
-              <w:spacing w:after="40"/>
-              <w:jc w:val="left"/>
-            </w:pPr>
-            <w:r>
-              <w:rPr>
-                <w:rFonts w:ascii="Times New Roman" w:cs="Times New Roman" w:eastAsia="Times New Roman" w:hAnsi="Times New Roman"/>
-                <w:b w:val="false"/>
-                <w:bCs w:val="false"/>
-                <w:sz w:val="20"/>
-                <w:szCs w:val="20"/>
-              </w:rPr>
-              <w:t xml:space="preserve">ОГРН/ОГРНИП [___________]</w:t>
-            </w:r>
-          </w:p>
-          <w:p>
-            <w:pPr>
-              <w:spacing w:after="40"/>
-              <w:jc w:val="left"/>
-            </w:pPr>
-            <w:r>
-              <w:rPr>
-                <w:rFonts w:ascii="Times New Roman" w:cs="Times New Roman" w:eastAsia="Times New Roman" w:hAnsi="Times New Roman"/>
-                <w:b w:val="false"/>
-                <w:bCs w:val="false"/>
-                <w:sz w:val="20"/>
-                <w:szCs w:val="20"/>
-              </w:rPr>
-              <w:t xml:space="preserve">Адрес: [___________]</w:t>
-            </w:r>
-          </w:p>
-          <w:p>
-            <w:pPr>
-              <w:spacing w:after="40"/>
-              <w:jc w:val="left"/>
-            </w:pPr>
-            <w:r>
-              <w:rPr>
-                <w:rFonts w:ascii="Times New Roman" w:cs="Times New Roman" w:eastAsia="Times New Roman" w:hAnsi="Times New Roman"/>
-                <w:b w:val="false"/>
-                <w:bCs w:val="false"/>
-                <w:sz w:val="20"/>
-                <w:szCs w:val="20"/>
-              </w:rPr>
-              <w:t xml:space="preserve">E-mail: [___________]</w:t>
+              <w:t xml:space="preserve">ООО «Генпорт»</w:t>
+            </w:r>
+          </w:p>
+          <w:p>
+            <w:pPr>
+              <w:spacing w:after="40"/>
+              <w:jc w:val="left"/>
+            </w:pPr>
+            <w:r>
+              <w:rPr>
+                <w:rFonts w:ascii="Times New Roman" w:cs="Times New Roman" w:eastAsia="Times New Roman" w:hAnsi="Times New Roman"/>
+                <w:b w:val="false"/>
+                <w:bCs w:val="false"/>
+                <w:sz w:val="20"/>
+                <w:szCs w:val="20"/>
+              </w:rPr>
+              <w:t xml:space="preserve">ИНН 1200023416</w:t>
+            </w:r>
+          </w:p>
+          <w:p>
+            <w:pPr>
+              <w:spacing w:after="40"/>
+              <w:jc w:val="left"/>
+            </w:pPr>
+            <w:r>
+              <w:rPr>
+                <w:rFonts w:ascii="Times New Roman" w:cs="Times New Roman" w:eastAsia="Times New Roman" w:hAnsi="Times New Roman"/>
+                <w:b w:val="false"/>
+                <w:bCs w:val="false"/>
+                <w:sz w:val="20"/>
+                <w:szCs w:val="20"/>
+              </w:rPr>
+              <w:t xml:space="preserve">ОГРН 1261200002238</w:t>
+            </w:r>
+          </w:p>
+          <w:p>
+            <w:pPr>
+              <w:spacing w:after="40"/>
+              <w:jc w:val="left"/>
+            </w:pPr>
+            <w:r>
+              <w:rPr>
+                <w:rFonts w:ascii="Times New Roman" w:cs="Times New Roman" w:eastAsia="Times New Roman" w:hAnsi="Times New Roman"/>
+                <w:b w:val="false"/>
+                <w:bCs w:val="false"/>
+                <w:sz w:val="20"/>
+                <w:szCs w:val="20"/>
+              </w:rPr>
+              <w:t xml:space="preserve">Адрес: 424003, Республика Марий Эл, г. Йошкар-Ола, ул. Машиностроителей, д. 26</w:t>
+            </w:r>
+          </w:p>
+          <w:p>
+            <w:pPr>
+              <w:spacing w:after="40"/>
+              <w:jc w:val="left"/>
+            </w:pPr>
+            <w:r>
+              <w:rPr>
+                <w:rFonts w:ascii="Times New Roman" w:cs="Times New Roman" w:eastAsia="Times New Roman" w:hAnsi="Times New Roman"/>
+                <w:b w:val="false"/>
+                <w:bCs w:val="false"/>
+                <w:sz w:val="20"/>
+                <w:szCs w:val="20"/>
+              </w:rPr>
+              <w:t xml:space="preserve">E-mail: dom@gdesite.ru</w:t>
             </w:r>
           </w:p>
           <w:p>
@@ -1588,7 +1588,23 @@
                 <w:sz w:val="20"/>
                 <w:szCs w:val="20"/>
               </w:rPr>
-              <w:t xml:space="preserve">__________________ / ______________ /</w:t>
+              <w:t xml:space="preserve">Генеральный директор</w:t>
+            </w:r>
+          </w:p>
+          <w:p>
+            <w:pPr>
+              <w:spacing w:after="40"/>
+              <w:jc w:val="left"/>
+            </w:pPr>
+            <w:r>
+              <w:rPr>
+                <w:rFonts w:ascii="Times New Roman" w:cs="Times New Roman" w:eastAsia="Times New Roman" w:hAnsi="Times New Roman"/>
+                <w:b w:val="false"/>
+                <w:bCs w:val="false"/>
+                <w:sz w:val="20"/>
+                <w:szCs w:val="20"/>
+              </w:rPr>
+              <w:t xml:space="preserve">__________________ / Ф. В. Голубев /</w:t>
             </w:r>
           </w:p>
           <w:p>

--- a/docs/legal/poruchenie-na-obrabotku-personalnyh-dannyh.docx
+++ b/docs/legal/poruchenie-na-obrabotku-personalnyh-dannyh.docx
@@ -939,7 +939,78 @@
           <w:sz w:val="22"/>
           <w:szCs w:val="22"/>
         </w:rPr>
-        <w:t xml:space="preserve">6.1. Оператор даёт согласие на привлечение Обработчиком для обработки персональных данных (в части хранения и обеспечения инфраструктуры) следующих лиц (субобработчиков): ООО «Яндекс.Облако» (облачная платформа Yandex Cloud, ИНН 7704458262, ОГРН 1187746678580) — размещение инфраструктуры Сервиса в центрах обработки данных на территории Российской Федерации и обработка запросов на генерацию и правку сайтов средствами моделей Yandex Cloud AI Studio.</w:t>
+        <w:t xml:space="preserve">6.1. Оператор даёт согласие на привлечение Обработчиком для обработки персональных данных следующих лиц (субобработчиков):</w:t>
+      </w:r>
+    </w:p>
+    <w:p>
+      <w:pPr>
+        <w:pStyle w:val="ListParagraph"/>
+        <w:numPr>
+          <w:ilvl w:val="0"/>
+          <w:numId w:val="2"/>
+        </w:numPr>
+        <w:spacing w:after="40" w:line="276" w:lineRule="auto"/>
+        <w:jc w:val="both"/>
+      </w:pPr>
+      <w:r>
+        <w:rPr>
+          <w:rFonts w:ascii="Times New Roman" w:cs="Times New Roman" w:eastAsia="Times New Roman" w:hAnsi="Times New Roman"/>
+          <w:sz w:val="22"/>
+          <w:szCs w:val="22"/>
+        </w:rPr>
+        <w:t xml:space="preserve">ООО «Яндекс.Облако» (облачная платформа Yandex Cloud, ИНН 7704458262, ОГРН 1187746678580) — размещение инфраструктуры Сервиса, включая базы данных сайтов Оператора, в центрах обработки данных на территории Российской Федерации и обработка запросов на генерацию и правку сайтов средствами моделей Yandex Cloud AI Studio;</w:t>
+      </w:r>
+    </w:p>
+    <w:p>
+      <w:pPr>
+        <w:pStyle w:val="ListParagraph"/>
+        <w:numPr>
+          <w:ilvl w:val="0"/>
+          <w:numId w:val="2"/>
+        </w:numPr>
+        <w:spacing w:after="40" w:line="276" w:lineRule="auto"/>
+        <w:jc w:val="both"/>
+      </w:pPr>
+      <w:r>
+        <w:rPr>
+          <w:rFonts w:ascii="Times New Roman" w:cs="Times New Roman" w:eastAsia="Times New Roman" w:hAnsi="Times New Roman"/>
+          <w:sz w:val="22"/>
+          <w:szCs w:val="22"/>
+        </w:rPr>
+        <w:t xml:space="preserve">ООО «Яндекс» (ИНН 7736207543, ОГРН 1027700229193) — почтовый сервис Яндекс 360 для бизнеса: доставка Оператору уведомлений о заявках, содержащих данные, введённые субъектами в формы на сайтах Оператора;</w:t>
+      </w:r>
+    </w:p>
+    <w:p>
+      <w:pPr>
+        <w:pStyle w:val="ListParagraph"/>
+        <w:numPr>
+          <w:ilvl w:val="0"/>
+          <w:numId w:val="2"/>
+        </w:numPr>
+        <w:spacing w:after="40" w:line="276" w:lineRule="auto"/>
+        <w:jc w:val="both"/>
+      </w:pPr>
+      <w:r>
+        <w:rPr>
+          <w:rFonts w:ascii="Times New Roman" w:cs="Times New Roman" w:eastAsia="Times New Roman" w:hAnsi="Times New Roman"/>
+          <w:sz w:val="22"/>
+          <w:szCs w:val="22"/>
+        </w:rPr>
+        <w:t xml:space="preserve">ООО «Дейта Кью» (сервис DaData, ИНН 7721581040, ОГРН 5077746329876) — подсказки адресов при заполнении форм на сайтах Оператора (обрабатывается вводимый в форму текст).</w:t>
+      </w:r>
+    </w:p>
+    <w:p>
+      <w:pPr>
+        <w:spacing w:after="80" w:line="276" w:lineRule="auto"/>
+        <w:jc w:val="both"/>
+      </w:pPr>
+      <w:r>
+        <w:rPr>
+          <w:rFonts w:ascii="Times New Roman" w:cs="Times New Roman" w:eastAsia="Times New Roman" w:hAnsi="Times New Roman"/>
+          <w:sz w:val="22"/>
+          <w:szCs w:val="22"/>
+        </w:rPr>
+        <w:t xml:space="preserve">Сторонние сервисы, которые Оператор подключает к своим сайтам самостоятельно (CRM-системы, счётчики аналитики, виджеты), субобработчиками Обработчика не являются: их привлекает Оператор как оператор персональных данных на основании собственных договоров (пункт 10.3 Поручения).</w:t>
       </w:r>
     </w:p>
     <w:p>

--- a/docs/legal/poruchenie-na-obrabotku-personalnyh-dannyh.docx
+++ b/docs/legal/poruchenie-na-obrabotku-personalnyh-dannyh.docx
@@ -135,7 +135,7 @@
           <w:sz w:val="22"/>
           <w:szCs w:val="22"/>
         </w:rPr>
-        <w:t xml:space="preserve">Обществом с ограниченной ответственностью «Генпорт», ИНН 1200023416, ОГРН 1261200002238, адрес: 424003, Республика Марий Эл, г. Йошкар-Ола, ул. Машиностроителей, д. 26, в лице генерального директора Голубева Фёдора Витальевича, действующего на основании Устава, именуемым в дальнейшем «Обработчик», с другой стороны, совместно именуемыми «Стороны».</w:t>
+        <w:t xml:space="preserve">Обществом с ограниченной ответственностью «Генпорт», ИНН 1200023416, ОГРН 1261200002238, адрес: 424003, Республика Марий Эл, г. Йошкар-Ола, ул. Машиностроителей, д. 26, пом. 2, в лице генерального директора Голубева Фёдора Витальевича, действующего на основании Устава, именуемым в дальнейшем «Обработчик», с другой стороны, совместно именуемыми «Стороны».</w:t>
       </w:r>
     </w:p>
     <w:p>
@@ -1611,7 +1611,7 @@
                 <w:sz w:val="20"/>
                 <w:szCs w:val="20"/>
               </w:rPr>
-              <w:t xml:space="preserve">Адрес: 424003, Республика Марий Эл, г. Йошкар-Ола, ул. Машиностроителей, д. 26</w:t>
+              <w:t xml:space="preserve">Адрес: 424003, Республика Марий Эл, г. Йошкар-Ола, ул. Машиностроителей, д. 26, пом. 2</w:t>
             </w:r>
           </w:p>
           <w:p>
